--- a/outputs/code-guide-20261018/Auto Scheduler Code Guide.docx
+++ b/outputs/code-guide-20261018/Auto Scheduler Code Guide.docx
@@ -23,7 +23,7 @@
         <w:keepNext w:val="0"/>
       </w:pPr>
       <w:r>
-        <w:t>18 October 2026</w:t>
+        <w:t>19 October 2026</w:t>
       </w:r>
     </w:p>
     <w:p>
@@ -401,7 +401,7 @@
                 <w:b w:val="0"/>
                 <w:sz w:val="20"/>
               </w:rPr>
-              <w:t>Chapter 5 then sections 6A through 6H and Chapter 7</w:t>
+              <w:t>Chapter 5 then sections 6A through 6I and Chapter 7</w:t>
             </w:r>
           </w:p>
         </w:tc>
@@ -6392,7 +6392,7 @@
         <w:pageBreakBefore/>
       </w:pPr>
       <w:r>
-        <w:t>7 Create schedule and reschedule entire schedule</w:t>
+        <w:t>6I Lexicographic ranking and weighted optimization</w:t>
       </w:r>
     </w:p>
     <w:p>
@@ -6401,7 +6401,7 @@
         <w:pageBreakBefore w:val="0"/>
       </w:pPr>
       <w:r>
-        <w:t>The button and settings window</w:t>
+        <w:t>Two different decision methods in our app</w:t>
       </w:r>
     </w:p>
     <w:p>
@@ -6409,17 +6409,478 @@
         <w:keepNext w:val="0"/>
       </w:pPr>
       <w:r>
-        <w:t xml:space="preserve">Create schedule opens Scheduling Settings. The user selects maximum daily hours, maximum weekly hours, and the duty gap. Proceed closes the settings dialog and calls </w:t>
+        <w:t>Our assistant recommendations use lexicographic multi-criteria sorting. Our CP-SAT schedule generation uses a weighted multi-criteria objective. These methods serve different purposes and should not be described as the same algorithm.</w:t>
+      </w:r>
+    </w:p>
+    <w:p>
+      <w:pPr>
+        <w:keepNext w:val="0"/>
+      </w:pPr>
+      <w:r>
+        <w:t>Lexicographic sorting compares candidates by the first criterion. Only a tie allows the next criterion to decide. A better later criterion cannot compensate for a worse earlier one. The reliever and manual-duty candidate lists use the following order after excluding unavailable assistants.</w:t>
+      </w:r>
+    </w:p>
+    <w:tbl>
+      <w:tblPr>
+        <w:tblW w:type="auto" w:w="0"/>
+        <w:jc w:val="center"/>
+        <w:tblLayout w:type="fixed"/>
+        <w:tblLook w:firstColumn="1" w:firstRow="1" w:lastColumn="0" w:lastRow="0" w:noHBand="0" w:noVBand="1" w:val="04A0"/>
+      </w:tblPr>
+      <w:tblGrid>
+        <w:gridCol w:w="3456"/>
+        <w:gridCol w:w="6538"/>
+      </w:tblGrid>
+      <w:tr>
+        <w:trPr>
+          <w:cantSplit/>
+          <w:tblHeader/>
+        </w:trPr>
+        <w:tc>
+          <w:tcPr>
+            <w:tcW w:type="dxa" w:w="3456"/>
+            <w:vAlign w:val="center"/>
+            <w:tcMar>
+              <w:top w:w="95" w:type="dxa"/>
+              <w:left w:w="95" w:type="dxa"/>
+              <w:bottom w:w="95" w:type="dxa"/>
+              <w:right w:w="95" w:type="dxa"/>
+            </w:tcMar>
+            <w:tcBorders>
+              <w:top w:val="single" w:sz="4" w:color="D9D9D9"/>
+              <w:left w:val="single" w:sz="4" w:color="D9D9D9"/>
+              <w:bottom w:val="single" w:sz="4" w:color="D9D9D9"/>
+              <w:right w:val="single" w:sz="4" w:color="D9D9D9"/>
+            </w:tcBorders>
+            <w:shd w:fill="DCE6F1"/>
+          </w:tcPr>
+          <w:p>
+            <w:pPr>
+              <w:spacing w:after="40" w:line="252" w:lineRule="auto"/>
+            </w:pPr>
+            <w:r>
+              <w:rPr>
+                <w:b/>
+                <w:sz w:val="20"/>
+              </w:rPr>
+              <w:t>Priority</w:t>
+            </w:r>
+          </w:p>
+        </w:tc>
+        <w:tc>
+          <w:tcPr>
+            <w:tcW w:type="dxa" w:w="6538"/>
+            <w:vAlign w:val="center"/>
+            <w:tcMar>
+              <w:top w:w="95" w:type="dxa"/>
+              <w:left w:w="95" w:type="dxa"/>
+              <w:bottom w:w="95" w:type="dxa"/>
+              <w:right w:w="95" w:type="dxa"/>
+            </w:tcMar>
+            <w:tcBorders>
+              <w:top w:val="single" w:sz="4" w:color="D9D9D9"/>
+              <w:left w:val="single" w:sz="4" w:color="D9D9D9"/>
+              <w:bottom w:val="single" w:sz="4" w:color="D9D9D9"/>
+              <w:right w:val="single" w:sz="4" w:color="D9D9D9"/>
+            </w:tcBorders>
+            <w:shd w:fill="DCE6F1"/>
+          </w:tcPr>
+          <w:p>
+            <w:pPr>
+              <w:spacing w:after="40" w:line="252" w:lineRule="auto"/>
+            </w:pPr>
+            <w:r>
+              <w:rPr>
+                <w:b/>
+                <w:sz w:val="20"/>
+              </w:rPr>
+              <w:t>Comparison with lower values first</w:t>
+            </w:r>
+          </w:p>
+        </w:tc>
+      </w:tr>
+      <w:tr>
+        <w:trPr>
+          <w:cantSplit/>
+        </w:trPr>
+        <w:tc>
+          <w:tcPr>
+            <w:tcW w:type="dxa" w:w="3456"/>
+            <w:vAlign w:val="center"/>
+            <w:tcMar>
+              <w:top w:w="95" w:type="dxa"/>
+              <w:left w:w="95" w:type="dxa"/>
+              <w:bottom w:w="95" w:type="dxa"/>
+              <w:right w:w="95" w:type="dxa"/>
+            </w:tcMar>
+            <w:tcBorders>
+              <w:top w:val="single" w:sz="4" w:color="D9D9D9"/>
+              <w:left w:val="single" w:sz="4" w:color="D9D9D9"/>
+              <w:bottom w:val="single" w:sz="4" w:color="D9D9D9"/>
+              <w:right w:val="single" w:sz="4" w:color="D9D9D9"/>
+            </w:tcBorders>
+            <w:shd w:fill="FFFFFF"/>
+          </w:tcPr>
+          <w:p>
+            <w:pPr>
+              <w:spacing w:after="40" w:line="252" w:lineRule="auto"/>
+            </w:pPr>
+            <w:r>
+              <w:rPr>
+                <w:b w:val="0"/>
+                <w:sz w:val="20"/>
+              </w:rPr>
+              <w:t>1</w:t>
+            </w:r>
+          </w:p>
+        </w:tc>
+        <w:tc>
+          <w:tcPr>
+            <w:tcW w:type="dxa" w:w="6538"/>
+            <w:vAlign w:val="center"/>
+            <w:tcMar>
+              <w:top w:w="95" w:type="dxa"/>
+              <w:left w:w="95" w:type="dxa"/>
+              <w:bottom w:w="95" w:type="dxa"/>
+              <w:right w:w="95" w:type="dxa"/>
+            </w:tcMar>
+            <w:tcBorders>
+              <w:top w:val="single" w:sz="4" w:color="D9D9D9"/>
+              <w:left w:val="single" w:sz="4" w:color="D9D9D9"/>
+              <w:bottom w:val="single" w:sz="4" w:color="D9D9D9"/>
+              <w:right w:val="single" w:sz="4" w:color="D9D9D9"/>
+            </w:tcBorders>
+            <w:shd w:fill="FFFFFF"/>
+          </w:tcPr>
+          <w:p>
+            <w:pPr>
+              <w:spacing w:after="40" w:line="252" w:lineRule="auto"/>
+            </w:pPr>
+            <w:r>
+              <w:rPr>
+                <w:b w:val="0"/>
+                <w:sz w:val="20"/>
+              </w:rPr>
+              <w:t>Projected weekly workload in minutes</w:t>
+            </w:r>
+          </w:p>
+        </w:tc>
+      </w:tr>
+      <w:tr>
+        <w:trPr>
+          <w:cantSplit/>
+        </w:trPr>
+        <w:tc>
+          <w:tcPr>
+            <w:tcW w:type="dxa" w:w="3456"/>
+            <w:vAlign w:val="center"/>
+            <w:tcMar>
+              <w:top w:w="95" w:type="dxa"/>
+              <w:left w:w="95" w:type="dxa"/>
+              <w:bottom w:w="95" w:type="dxa"/>
+              <w:right w:w="95" w:type="dxa"/>
+            </w:tcMar>
+            <w:tcBorders>
+              <w:top w:val="single" w:sz="4" w:color="D9D9D9"/>
+              <w:left w:val="single" w:sz="4" w:color="D9D9D9"/>
+              <w:bottom w:val="single" w:sz="4" w:color="D9D9D9"/>
+              <w:right w:val="single" w:sz="4" w:color="D9D9D9"/>
+            </w:tcBorders>
+            <w:shd w:fill="F4F6F8"/>
+          </w:tcPr>
+          <w:p>
+            <w:pPr>
+              <w:spacing w:after="40" w:line="252" w:lineRule="auto"/>
+            </w:pPr>
+            <w:r>
+              <w:rPr>
+                <w:b w:val="0"/>
+                <w:sz w:val="20"/>
+              </w:rPr>
+              <w:t>2</w:t>
+            </w:r>
+          </w:p>
+        </w:tc>
+        <w:tc>
+          <w:tcPr>
+            <w:tcW w:type="dxa" w:w="6538"/>
+            <w:vAlign w:val="center"/>
+            <w:tcMar>
+              <w:top w:w="95" w:type="dxa"/>
+              <w:left w:w="95" w:type="dxa"/>
+              <w:bottom w:w="95" w:type="dxa"/>
+              <w:right w:w="95" w:type="dxa"/>
+            </w:tcMar>
+            <w:tcBorders>
+              <w:top w:val="single" w:sz="4" w:color="D9D9D9"/>
+              <w:left w:val="single" w:sz="4" w:color="D9D9D9"/>
+              <w:bottom w:val="single" w:sz="4" w:color="D9D9D9"/>
+              <w:right w:val="single" w:sz="4" w:color="D9D9D9"/>
+            </w:tcBorders>
+            <w:shd w:fill="F4F6F8"/>
+          </w:tcPr>
+          <w:p>
+            <w:pPr>
+              <w:spacing w:after="40" w:line="252" w:lineRule="auto"/>
+            </w:pPr>
+            <w:r>
+              <w:rPr>
+                <w:b w:val="0"/>
+                <w:sz w:val="20"/>
+              </w:rPr>
+              <w:t>Projected daily workload in minutes</w:t>
+            </w:r>
+          </w:p>
+        </w:tc>
+      </w:tr>
+      <w:tr>
+        <w:trPr>
+          <w:cantSplit/>
+        </w:trPr>
+        <w:tc>
+          <w:tcPr>
+            <w:tcW w:type="dxa" w:w="3456"/>
+            <w:vAlign w:val="center"/>
+            <w:tcMar>
+              <w:top w:w="95" w:type="dxa"/>
+              <w:left w:w="95" w:type="dxa"/>
+              <w:bottom w:w="95" w:type="dxa"/>
+              <w:right w:w="95" w:type="dxa"/>
+            </w:tcMar>
+            <w:tcBorders>
+              <w:top w:val="single" w:sz="4" w:color="D9D9D9"/>
+              <w:left w:val="single" w:sz="4" w:color="D9D9D9"/>
+              <w:bottom w:val="single" w:sz="4" w:color="D9D9D9"/>
+              <w:right w:val="single" w:sz="4" w:color="D9D9D9"/>
+            </w:tcBorders>
+            <w:shd w:fill="FFFFFF"/>
+          </w:tcPr>
+          <w:p>
+            <w:pPr>
+              <w:spacing w:after="40" w:line="252" w:lineRule="auto"/>
+            </w:pPr>
+            <w:r>
+              <w:rPr>
+                <w:b w:val="0"/>
+                <w:sz w:val="20"/>
+              </w:rPr>
+              <w:t>3</w:t>
+            </w:r>
+          </w:p>
+        </w:tc>
+        <w:tc>
+          <w:tcPr>
+            <w:tcW w:type="dxa" w:w="6538"/>
+            <w:vAlign w:val="center"/>
+            <w:tcMar>
+              <w:top w:w="95" w:type="dxa"/>
+              <w:left w:w="95" w:type="dxa"/>
+              <w:bottom w:w="95" w:type="dxa"/>
+              <w:right w:w="95" w:type="dxa"/>
+            </w:tcMar>
+            <w:tcBorders>
+              <w:top w:val="single" w:sz="4" w:color="D9D9D9"/>
+              <w:left w:val="single" w:sz="4" w:color="D9D9D9"/>
+              <w:bottom w:val="single" w:sz="4" w:color="D9D9D9"/>
+              <w:right w:val="single" w:sz="4" w:color="D9D9D9"/>
+            </w:tcBorders>
+            <w:shd w:fill="FFFFFF"/>
+          </w:tcPr>
+          <w:p>
+            <w:pPr>
+              <w:spacing w:after="40" w:line="252" w:lineRule="auto"/>
+            </w:pPr>
+            <w:r>
+              <w:rPr>
+                <w:b w:val="0"/>
+                <w:sz w:val="20"/>
+              </w:rPr>
+              <w:t>Longest continuous duty block after assignment</w:t>
+            </w:r>
+          </w:p>
+        </w:tc>
+      </w:tr>
+      <w:tr>
+        <w:trPr>
+          <w:cantSplit/>
+        </w:trPr>
+        <w:tc>
+          <w:tcPr>
+            <w:tcW w:type="dxa" w:w="3456"/>
+            <w:vAlign w:val="center"/>
+            <w:tcMar>
+              <w:top w:w="95" w:type="dxa"/>
+              <w:left w:w="95" w:type="dxa"/>
+              <w:bottom w:w="95" w:type="dxa"/>
+              <w:right w:w="95" w:type="dxa"/>
+            </w:tcMar>
+            <w:tcBorders>
+              <w:top w:val="single" w:sz="4" w:color="D9D9D9"/>
+              <w:left w:val="single" w:sz="4" w:color="D9D9D9"/>
+              <w:bottom w:val="single" w:sz="4" w:color="D9D9D9"/>
+              <w:right w:val="single" w:sz="4" w:color="D9D9D9"/>
+            </w:tcBorders>
+            <w:shd w:fill="F4F6F8"/>
+          </w:tcPr>
+          <w:p>
+            <w:pPr>
+              <w:spacing w:after="40" w:line="252" w:lineRule="auto"/>
+            </w:pPr>
+            <w:r>
+              <w:rPr>
+                <w:b w:val="0"/>
+                <w:sz w:val="20"/>
+              </w:rPr>
+              <w:t>4</w:t>
+            </w:r>
+          </w:p>
+        </w:tc>
+        <w:tc>
+          <w:tcPr>
+            <w:tcW w:type="dxa" w:w="6538"/>
+            <w:vAlign w:val="center"/>
+            <w:tcMar>
+              <w:top w:w="95" w:type="dxa"/>
+              <w:left w:w="95" w:type="dxa"/>
+              <w:bottom w:w="95" w:type="dxa"/>
+              <w:right w:w="95" w:type="dxa"/>
+            </w:tcMar>
+            <w:tcBorders>
+              <w:top w:val="single" w:sz="4" w:color="D9D9D9"/>
+              <w:left w:val="single" w:sz="4" w:color="D9D9D9"/>
+              <w:bottom w:val="single" w:sz="4" w:color="D9D9D9"/>
+              <w:right w:val="single" w:sz="4" w:color="D9D9D9"/>
+            </w:tcBorders>
+            <w:shd w:fill="F4F6F8"/>
+          </w:tcPr>
+          <w:p>
+            <w:pPr>
+              <w:spacing w:after="40" w:line="252" w:lineRule="auto"/>
+            </w:pPr>
+            <w:r>
+              <w:rPr>
+                <w:b w:val="0"/>
+                <w:sz w:val="20"/>
+              </w:rPr>
+              <w:t>Number of duties that day after assignment</w:t>
+            </w:r>
+          </w:p>
+        </w:tc>
+      </w:tr>
+      <w:tr>
+        <w:trPr>
+          <w:cantSplit/>
+        </w:trPr>
+        <w:tc>
+          <w:tcPr>
+            <w:tcW w:type="dxa" w:w="3456"/>
+            <w:vAlign w:val="center"/>
+            <w:tcMar>
+              <w:top w:w="95" w:type="dxa"/>
+              <w:left w:w="95" w:type="dxa"/>
+              <w:bottom w:w="95" w:type="dxa"/>
+              <w:right w:w="95" w:type="dxa"/>
+            </w:tcMar>
+            <w:tcBorders>
+              <w:top w:val="single" w:sz="4" w:color="D9D9D9"/>
+              <w:left w:val="single" w:sz="4" w:color="D9D9D9"/>
+              <w:bottom w:val="single" w:sz="4" w:color="D9D9D9"/>
+              <w:right w:val="single" w:sz="4" w:color="D9D9D9"/>
+            </w:tcBorders>
+            <w:shd w:fill="FFFFFF"/>
+          </w:tcPr>
+          <w:p>
+            <w:pPr>
+              <w:spacing w:after="40" w:line="252" w:lineRule="auto"/>
+            </w:pPr>
+            <w:r>
+              <w:rPr>
+                <w:b w:val="0"/>
+                <w:sz w:val="20"/>
+              </w:rPr>
+              <w:t>5</w:t>
+            </w:r>
+          </w:p>
+        </w:tc>
+        <w:tc>
+          <w:tcPr>
+            <w:tcW w:type="dxa" w:w="6538"/>
+            <w:vAlign w:val="center"/>
+            <w:tcMar>
+              <w:top w:w="95" w:type="dxa"/>
+              <w:left w:w="95" w:type="dxa"/>
+              <w:bottom w:w="95" w:type="dxa"/>
+              <w:right w:w="95" w:type="dxa"/>
+            </w:tcMar>
+            <w:tcBorders>
+              <w:top w:val="single" w:sz="4" w:color="D9D9D9"/>
+              <w:left w:val="single" w:sz="4" w:color="D9D9D9"/>
+              <w:bottom w:val="single" w:sz="4" w:color="D9D9D9"/>
+              <w:right w:val="single" w:sz="4" w:color="D9D9D9"/>
+            </w:tcBorders>
+            <w:shd w:fill="FFFFFF"/>
+          </w:tcPr>
+          <w:p>
+            <w:pPr>
+              <w:spacing w:after="40" w:line="252" w:lineRule="auto"/>
+            </w:pPr>
+            <w:r>
+              <w:rPr>
+                <w:b w:val="0"/>
+                <w:sz w:val="20"/>
+              </w:rPr>
+              <w:t>Student ID in string order or assistant ID if missing</w:t>
+            </w:r>
+          </w:p>
+        </w:tc>
+      </w:tr>
+    </w:tbl>
+    <w:p>
+      <w:pPr>
+        <w:spacing w:after="20"/>
+      </w:pPr>
+    </w:p>
+    <w:p>
+      <w:pPr>
+        <w:keepNext w:val="0"/>
+      </w:pPr>
+      <w:r>
+        <w:t>For example, Anna with 22 projected weekly hours ranks before Ben with 23, even if Ben has fewer hours that day. If both have 22 weekly hours, daily workload decides. If that is also equal, the comparison continues down the list. These are ranking examples, not a claim that a manual regular-duty assignment can exceed its workload caps; availability filtering happens first, and reliever work is overtime.</w:t>
+      </w:r>
+    </w:p>
+    <w:p>
+      <w:pPr>
+        <w:pStyle w:val="Heading2"/>
+        <w:pageBreakBefore w:val="0"/>
+      </w:pPr>
+      <w:r>
+        <w:t>How the comparator implements this order</w:t>
+      </w:r>
+    </w:p>
+    <w:p>
+      <w:pPr>
+        <w:keepNext w:val="0"/>
+      </w:pPr>
+      <w:r>
+        <w:t xml:space="preserve">The sort callback subtracts the right candidate's value from the left candidate's value. A negative result places the left candidate first. The </w:t>
       </w:r>
       <w:r>
         <w:rPr>
           <w:rFonts w:ascii="Consolas" w:hAnsi="Consolas"/>
           <w:sz w:val="19"/>
         </w:rPr>
-        <w:t>runSolver</w:t>
-      </w:r>
-      <w:r>
-        <w:t>. During the request, the button area becomes the animated Creating schedule display. It is an indeterminate activity indicator, not a measured solver completion percentage. Other interface actions are not globally blocked.</w:t>
+        <w:t>||</w:t>
+      </w:r>
+      <w:r>
+        <w:t xml:space="preserve"> operators return the first nonzero comparison; zero means tied, so evaluation continues down the table. Student identifiers use localeCompare instead of numeric subtraction.</w:t>
+      </w:r>
+    </w:p>
+    <w:p>
+      <w:pPr>
+        <w:keepNext w:val="0"/>
+      </w:pPr>
+      <w:r>
+        <w:t>This ordering recommends a candidate for one requested duty. It does not search all possible future schedules or prove that this individual choice produces the best complete schedule. Find Reliever automatically takes the first eligible candidate; the manual-duty flow lets the user choose from the ordered list.</w:t>
       </w:r>
     </w:p>
     <w:p>
@@ -6428,7 +6889,7 @@
         <w:pageBreakBefore w:val="0"/>
       </w:pPr>
       <w:r>
-        <w:t>Two generation modes</w:t>
+        <w:t>Why our CP SAT objective is different</w:t>
       </w:r>
     </w:p>
     <w:p>
@@ -6436,33 +6897,62 @@
         <w:keepNext w:val="0"/>
       </w:pPr>
       <w:r>
-        <w:t xml:space="preserve">With no existing result, the app requests a full solve. With an existing result and Reschedule the entire current schedule unchecked, it finds assistants not listed in </w:t>
+        <w:t>The solver combines coverage, workload balance, and the other terms in section 6F into one score. Weighted terms can trade off against each other. The code does not run separate optimization stages that prove the best first objective, fix it, and then optimize the next. Therefore we should not claim strict lexicographic optimization for schedule generation.</w:t>
+      </w:r>
+    </w:p>
+    <w:p>
+      <w:pPr>
+        <w:keepNext w:val="0"/>
+      </w:pPr>
+      <w:r>
+        <w:t>An accurate system description is: The system uses CP-SAT with a weighted multi-criteria objective for schedule generation, and lexicographic multi-criteria sorting for assistant recommendations.</w:t>
+      </w:r>
+    </w:p>
+    <w:p>
+      <w:pPr>
+        <w:keepNext w:val="0"/>
+      </w:pPr>
+      <w:r>
+        <w:rPr>
+          <w:sz w:val="19"/>
+        </w:rPr>
+        <w:t>Sources: frontend/src/ui/schedule/ScheduleCalendar.tsx, rankRelievers comparator at line 714 and availableRegularDutyCandidates comparator at line 779; backend/solver/student_assistant_solver.py, model.maximize at line 677.</w:t>
+      </w:r>
+    </w:p>
+    <w:p>
+      <w:pPr>
+        <w:pStyle w:val="Heading1"/>
+        <w:pageBreakBefore/>
+      </w:pPr>
+      <w:r>
+        <w:t>7 Create schedule and reschedule entire schedule</w:t>
+      </w:r>
+    </w:p>
+    <w:p>
+      <w:pPr>
+        <w:pStyle w:val="Heading2"/>
+        <w:pageBreakBefore w:val="0"/>
+      </w:pPr>
+      <w:r>
+        <w:t>The button and settings window</w:t>
+      </w:r>
+    </w:p>
+    <w:p>
+      <w:pPr>
+        <w:keepNext w:val="0"/>
+      </w:pPr>
+      <w:r>
+        <w:t xml:space="preserve">Create schedule opens Scheduling Settings. The user selects maximum daily hours, maximum weekly hours, and the duty gap. Proceed closes the settings dialog and calls </w:t>
       </w:r>
       <w:r>
         <w:rPr>
           <w:rFonts w:ascii="Consolas" w:hAnsi="Consolas"/>
           <w:sz w:val="19"/>
         </w:rPr>
-        <w:t>optimizedAssistantIds</w:t>
-      </w:r>
-      <w:r>
-        <w:t xml:space="preserve"> and requests an incremental solve. If there are no new assistants, it shows a message instead of rebuilding the duties silently.</w:t>
-      </w:r>
-    </w:p>
-    <w:p>
-      <w:pPr>
-        <w:keepNext w:val="0"/>
-      </w:pPr>
-      <w:r>
-        <w:t>An incremental solve validates the old assignments against the current class IDs and times, keeps those assignments, subtracts their occupied intervals, and builds open-duty segments. It solves only for the new assistant IDs. If a newly added assistant already has manual duties, those duties are passed as fixed work. The response combines the old records with the newly fitted assignments.</w:t>
-      </w:r>
-    </w:p>
-    <w:p>
-      <w:pPr>
-        <w:keepNext w:val="0"/>
-      </w:pPr>
-      <w:r>
-        <w:t>With Reschedule the entire current schedule checked, the app does not pass the existing result as incremental input. The solver may choose different regular assignments. Reliever records are retained only when their original duty still exactly matches an assignment in the new result.</w:t>
+        <w:t>runSolver</w:t>
+      </w:r>
+      <w:r>
+        <w:t>. During the request, the button area becomes the animated Creating schedule display. It is an indeterminate activity indicator, not a measured solver completion percentage. Other interface actions are not globally blocked.</w:t>
       </w:r>
     </w:p>
     <w:p>
@@ -6471,7 +6961,7 @@
         <w:pageBreakBefore w:val="0"/>
       </w:pPr>
       <w:r>
-        <w:t>Protecting changes made while solving</w:t>
+        <w:t>Two generation modes</w:t>
       </w:r>
     </w:p>
     <w:p>
@@ -6479,17 +6969,33 @@
         <w:keepNext w:val="0"/>
       </w:pPr>
       <w:r>
-        <w:t xml:space="preserve">Before the request, </w:t>
+        <w:t xml:space="preserve">With no existing result, the app requests a full solve. With an existing result and Reschedule the entire current schedule unchecked, it finds assistants not listed in </w:t>
       </w:r>
       <w:r>
         <w:rPr>
           <w:rFonts w:ascii="Consolas" w:hAnsi="Consolas"/>
           <w:sz w:val="19"/>
         </w:rPr>
-        <w:t>runSolver</w:t>
-      </w:r>
-      <w:r>
-        <w:t xml:space="preserve"> captures the roster, result, and settings. Afterward, it checks the current CSV key and compares the latest snapshot. If the user changed those inputs while solving, it discards the stale response instead of overwriting the user's work.</w:t>
+        <w:t>optimizedAssistantIds</w:t>
+      </w:r>
+      <w:r>
+        <w:t xml:space="preserve"> and requests an incremental solve. If there are no new assistants, it shows a message instead of rebuilding the duties silently.</w:t>
+      </w:r>
+    </w:p>
+    <w:p>
+      <w:pPr>
+        <w:keepNext w:val="0"/>
+      </w:pPr>
+      <w:r>
+        <w:t>An incremental solve validates the old assignments against the current class IDs and times, keeps those assignments, subtracts their occupied intervals, and builds open-duty segments. It solves only for the new assistant IDs. If a newly added assistant already has manual duties, those duties are passed as fixed work. The response combines the old records with the newly fitted assignments.</w:t>
+      </w:r>
+    </w:p>
+    <w:p>
+      <w:pPr>
+        <w:keepNext w:val="0"/>
+      </w:pPr>
+      <w:r>
+        <w:t>With Reschedule the entire current schedule checked, the app does not pass the existing result as incremental input. The solver may choose different regular assignments. Reliever records are retained only when their original duty still exactly matches an assignment in the new result.</w:t>
       </w:r>
     </w:p>
     <w:p>
@@ -6498,7 +7004,7 @@
         <w:pageBreakBefore w:val="0"/>
       </w:pPr>
       <w:r>
-        <w:t>An important event limitation</w:t>
+        <w:t>Protecting changes made while solving</w:t>
       </w:r>
     </w:p>
     <w:p>
@@ -6506,50 +7012,77 @@
         <w:keepNext w:val="0"/>
       </w:pPr>
       <w:r>
-        <w:t>Full regeneration does not delete the separately stored events. However, the present solver request sends the main recurring classes and the assistants' personal schedules; it does not send dated event assignments as busy periods. Therefore it does not yet guarantee that a newly generated duty avoids an already assigned event. Keeping event records is implemented; automatically solving around every dated event was a suggested improvement, not an implemented rule.</w:t>
-      </w:r>
-    </w:p>
-    <w:p>
-      <w:pPr>
-        <w:keepNext w:val="0"/>
-      </w:pPr>
-      <w:r>
-        <w:rPr>
-          <w:sz w:val="19"/>
-        </w:rPr>
-        <w:t xml:space="preserve">Sources: </w:t>
+        <w:t xml:space="preserve">Before the request, </w:t>
       </w:r>
       <w:r>
         <w:rPr>
           <w:rFonts w:ascii="Consolas" w:hAnsi="Consolas"/>
           <w:sz w:val="19"/>
         </w:rPr>
-        <w:t>StudentAssistantPanel.runSolver</w:t>
-      </w:r>
+        <w:t>runSolver</w:t>
+      </w:r>
+      <w:r>
+        <w:t xml:space="preserve"> captures the roster, result, and settings. Afterward, it checks the current CSV key and compares the latest snapshot. If the user changed those inputs while solving, it discards the stale response instead of overwriting the user's work.</w:t>
+      </w:r>
+    </w:p>
+    <w:p>
+      <w:pPr>
+        <w:pStyle w:val="Heading2"/>
+        <w:pageBreakBefore w:val="0"/>
+      </w:pPr>
+      <w:r>
+        <w:t>An important event limitation</w:t>
+      </w:r>
+    </w:p>
+    <w:p>
+      <w:pPr>
+        <w:keepNext w:val="0"/>
+      </w:pPr>
+      <w:r>
+        <w:t>Full regeneration does not delete the separately stored events. However, the present solver request sends the main recurring classes and the assistants' personal schedules; it does not send dated event assignments as busy periods. Therefore it does not yet guarantee that a newly generated duty avoids an already assigned event. Keeping event records is implemented; automatically solving around every dated event was a suggested improvement, not an implemented rule.</w:t>
+      </w:r>
+    </w:p>
+    <w:p>
+      <w:pPr>
+        <w:keepNext w:val="0"/>
+      </w:pPr>
       <w:r>
         <w:rPr>
           <w:sz w:val="19"/>
         </w:rPr>
-        <w:t xml:space="preserve">, </w:t>
+        <w:t xml:space="preserve">Sources: </w:t>
       </w:r>
       <w:r>
         <w:rPr>
           <w:rFonts w:ascii="Consolas" w:hAnsi="Consolas"/>
           <w:sz w:val="19"/>
         </w:rPr>
-        <w:t>studentAssistantApi.solveStudentAssistantSchedule</w:t>
+        <w:t>StudentAssistantPanel.runSolver</w:t>
       </w:r>
       <w:r>
         <w:rPr>
           <w:sz w:val="19"/>
         </w:rPr>
-        <w:t xml:space="preserve">, and </w:t>
+        <w:t xml:space="preserve">, </w:t>
       </w:r>
       <w:r>
         <w:rPr>
           <w:rFonts w:ascii="Consolas" w:hAnsi="Consolas"/>
           <w:sz w:val="19"/>
         </w:rPr>
+        <w:t>studentAssistantApi.solveStudentAssistantSchedule</w:t>
+      </w:r>
+      <w:r>
+        <w:rPr>
+          <w:sz w:val="19"/>
+        </w:rPr>
+        <w:t xml:space="preserve">, and </w:t>
+      </w:r>
+      <w:r>
+        <w:rPr>
+          <w:rFonts w:ascii="Consolas" w:hAnsi="Consolas"/>
+          <w:sz w:val="19"/>
+        </w:rPr>
         <w:t>_solve_incremental_schedule</w:t>
       </w:r>
       <w:r>
@@ -6787,6 +7320,14 @@
       </w:pPr>
       <w:r>
         <w:t>Candidates are sorted by projected weekly workload, daily workload, longest continuous block, number of duties, and student identifier. Find Reliever takes the first eligible candidate, saves a date-specific RelieverAssignment, and closes the flow. It does not rerun the solver or permanently replace the original recurring DutyAssignment.</w:t>
+      </w:r>
+    </w:p>
+    <w:p>
+      <w:pPr>
+        <w:keepNext w:val="0"/>
+      </w:pPr>
+      <w:r>
+        <w:t>This is lexicographic multi-criteria sorting: each later criterion is used only to break a tie in the earlier ones. Section 6I explains the comparator and contrasts it with the CP-SAT weighted objective.</w:t>
       </w:r>
     </w:p>
     <w:p>
